--- a/courses/phy214/practice-exams/e2/phy214-practice-exam-2-ch-18-19-v1-answer-key.docx
+++ b/courses/phy214/practice-exams/e2/phy214-practice-exam-2-ch-18-19-v1-answer-key.docx
@@ -12,7 +12,7 @@
           <w:rFonts w:ascii="Times New Roman" w:hAnsi="Times New Roman" w:eastAsia="Times New Roman" w:cs="Times New Roman"/>
           <w:sz w:val="21"/>
         </w:rPr>
-        <w:t xml:space="preserve">PHY202 Practice Exam on chapter(s): 18, 19</w:t>
+        <w:t>PHY202 Practice Exam on chapter(s): 18, 19</w:t>
       </w:r>
     </w:p>
     <w:p>
@@ -96,7 +96,7 @@
           <w:rFonts w:ascii="Times New Roman" w:hAnsi="Times New Roman" w:eastAsia="Times New Roman" w:cs="Times New Roman"/>
           <w:sz w:val="21"/>
         </w:rPr>
-        <w:t xml:space="preserve">electrons per second</w:t>
+        <w:t>electrons per second</w:t>
       </w:r>
       <w:r>
         <w:rPr>
@@ -203,7 +203,7 @@
           <w:rFonts w:ascii="Times New Roman" w:hAnsi="Times New Roman" w:eastAsia="Times New Roman" w:cs="Times New Roman"/>
           <w:sz w:val="21"/>
         </w:rPr>
-        <w:t xml:space="preserve">for a conservative force, so</w:t>
+        <w:t>for a conservative force, so</w:t>
       </w:r>
       <w:r>
         <w:rPr>
@@ -253,7 +253,7 @@
           <w:rFonts w:ascii="Times New Roman" w:hAnsi="Times New Roman" w:eastAsia="Times New Roman" w:cs="Times New Roman"/>
           <w:sz w:val="21"/>
         </w:rPr>
-        <w:t xml:space="preserve">and so</w:t>
+        <w:t>and so</w:t>
       </w:r>
       <w:r>
         <w:rPr>
@@ -327,7 +327,7 @@
           <w:rFonts w:ascii="Times New Roman" w:hAnsi="Times New Roman" w:eastAsia="Times New Roman" w:cs="Times New Roman"/>
           <w:sz w:val="21"/>
         </w:rPr>
-        <w:t xml:space="preserve">and so finally</w:t>
+        <w:t>and so finally</w:t>
       </w:r>
       <w:r>
         <w:rPr>
@@ -819,7 +819,7 @@
           <w:rFonts w:ascii="Times New Roman" w:hAnsi="Times New Roman" w:eastAsia="Times New Roman" w:cs="Times New Roman"/>
           <w:sz w:val="21"/>
         </w:rPr>
-        <w:t xml:space="preserve">89.9</w:t>
+        <w:t>89.9</w:t>
       </w:r>
       <m:oMath>
         <m:sSup>
@@ -850,7 +850,7 @@
           <w:rFonts w:ascii="Times New Roman" w:hAnsi="Times New Roman" w:eastAsia="Times New Roman" w:cs="Times New Roman"/>
           <w:sz w:val="21"/>
         </w:rPr>
-        <w:t xml:space="preserve">west of south</w:t>
+        <w:t>west of south</w:t>
       </w:r>
       <w:r>
         <w:rPr>
@@ -1127,7 +1127,7 @@
           <w:rFonts w:ascii="Times New Roman" w:hAnsi="Times New Roman" w:eastAsia="Times New Roman" w:cs="Times New Roman"/>
           <w:sz w:val="21"/>
         </w:rPr>
-        <w:t xml:space="preserve">for a conservative force, so</w:t>
+        <w:t>for a conservative force, so</w:t>
       </w:r>
       <w:r>
         <w:rPr>
@@ -1222,7 +1222,7 @@
           <w:rFonts w:ascii="Times New Roman" w:hAnsi="Times New Roman" w:eastAsia="Times New Roman" w:cs="Times New Roman"/>
           <w:sz w:val="21"/>
         </w:rPr>
-        <w:t xml:space="preserve">so</w:t>
+        <w:t>so</w:t>
       </w:r>
       <w:r>
         <w:rPr>
@@ -1561,7 +1561,7 @@
           <w:rFonts w:ascii="Times New Roman" w:hAnsi="Times New Roman" w:eastAsia="Times New Roman" w:cs="Times New Roman"/>
           <w:sz w:val="21"/>
         </w:rPr>
-        <w:t xml:space="preserve">times more energy</w:t>
+        <w:t>times more energy</w:t>
       </w:r>
       <w:r>
         <w:rPr>
@@ -1674,7 +1674,7 @@
           <w:rFonts w:ascii="Times New Roman" w:hAnsi="Times New Roman" w:eastAsia="Times New Roman" w:cs="Times New Roman"/>
           <w:sz w:val="21"/>
         </w:rPr>
-        <w:t xml:space="preserve">for a conservative force, so</w:t>
+        <w:t>for a conservative force, so</w:t>
       </w:r>
       <w:r>
         <w:rPr>
@@ -2788,7 +2788,7 @@
           <w:rFonts w:ascii="Times New Roman" w:hAnsi="Times New Roman" w:eastAsia="Times New Roman" w:cs="Times New Roman"/>
           <w:sz w:val="21"/>
         </w:rPr>
-        <w:t xml:space="preserve">to</w:t>
+        <w:t>to</w:t>
       </w:r>
       <w:r>
         <w:rPr>
@@ -2829,7 +2829,7 @@
           <w:rFonts w:ascii="Times New Roman" w:hAnsi="Times New Roman" w:eastAsia="Times New Roman" w:cs="Times New Roman"/>
           <w:sz w:val="21"/>
         </w:rPr>
-        <w:t xml:space="preserve">the gun supplies</w:t>
+        <w:t>the gun supplies</w:t>
       </w:r>
       <w:r>
         <w:rPr>
@@ -2873,7 +2873,7 @@
           <w:rFonts w:ascii="Times New Roman" w:hAnsi="Times New Roman" w:eastAsia="Times New Roman" w:cs="Times New Roman"/>
           <w:sz w:val="21"/>
         </w:rPr>
-        <w:t xml:space="preserve">, its</w:t>
+        <w:t>, its</w:t>
       </w:r>
       <w:r>
         <w:rPr>
@@ -2923,7 +2923,7 @@
           <w:rFonts w:ascii="Times New Roman" w:hAnsi="Times New Roman" w:eastAsia="Times New Roman" w:cs="Times New Roman"/>
           <w:sz w:val="21"/>
         </w:rPr>
-        <w:t xml:space="preserve">.</w:t>
+        <w:t>.</w:t>
       </w:r>
     </w:p>
     <w:p>

--- a/courses/phy214/practice-exams/e2/phy214-practice-exam-2-ch-18-19-v1-answer-key.docx
+++ b/courses/phy214/practice-exams/e2/phy214-practice-exam-2-ch-18-19-v1-answer-key.docx
@@ -12,7 +12,7 @@
           <w:rFonts w:ascii="Times New Roman" w:hAnsi="Times New Roman" w:eastAsia="Times New Roman" w:cs="Times New Roman"/>
           <w:sz w:val="21"/>
         </w:rPr>
-        <w:t>PHY202 Practice Exam on chapter(s): 18, 19</w:t>
+        <w:t xml:space="preserve">PHY202 Practice Exam on chapter(s): 18, 19</w:t>
       </w:r>
     </w:p>
     <w:p>
@@ -96,7 +96,7 @@
           <w:rFonts w:ascii="Times New Roman" w:hAnsi="Times New Roman" w:eastAsia="Times New Roman" w:cs="Times New Roman"/>
           <w:sz w:val="21"/>
         </w:rPr>
-        <w:t>electrons per second</w:t>
+        <w:t xml:space="preserve">electrons per second</w:t>
       </w:r>
       <w:r>
         <w:rPr>
@@ -203,7 +203,7 @@
           <w:rFonts w:ascii="Times New Roman" w:hAnsi="Times New Roman" w:eastAsia="Times New Roman" w:cs="Times New Roman"/>
           <w:sz w:val="21"/>
         </w:rPr>
-        <w:t>for a conservative force, so</w:t>
+        <w:t xml:space="preserve">for a conservative force, so</w:t>
       </w:r>
       <w:r>
         <w:rPr>
@@ -253,7 +253,7 @@
           <w:rFonts w:ascii="Times New Roman" w:hAnsi="Times New Roman" w:eastAsia="Times New Roman" w:cs="Times New Roman"/>
           <w:sz w:val="21"/>
         </w:rPr>
-        <w:t>and so</w:t>
+        <w:t xml:space="preserve">and so</w:t>
       </w:r>
       <w:r>
         <w:rPr>
@@ -327,7 +327,7 @@
           <w:rFonts w:ascii="Times New Roman" w:hAnsi="Times New Roman" w:eastAsia="Times New Roman" w:cs="Times New Roman"/>
           <w:sz w:val="21"/>
         </w:rPr>
-        <w:t>and so finally</w:t>
+        <w:t xml:space="preserve">and so finally</w:t>
       </w:r>
       <w:r>
         <w:rPr>
@@ -819,7 +819,7 @@
           <w:rFonts w:ascii="Times New Roman" w:hAnsi="Times New Roman" w:eastAsia="Times New Roman" w:cs="Times New Roman"/>
           <w:sz w:val="21"/>
         </w:rPr>
-        <w:t>89.9</w:t>
+        <w:t xml:space="preserve">89.9</w:t>
       </w:r>
       <m:oMath>
         <m:sSup>
@@ -850,7 +850,7 @@
           <w:rFonts w:ascii="Times New Roman" w:hAnsi="Times New Roman" w:eastAsia="Times New Roman" w:cs="Times New Roman"/>
           <w:sz w:val="21"/>
         </w:rPr>
-        <w:t>west of south</w:t>
+        <w:t xml:space="preserve">west of south</w:t>
       </w:r>
       <w:r>
         <w:rPr>
@@ -1127,7 +1127,7 @@
           <w:rFonts w:ascii="Times New Roman" w:hAnsi="Times New Roman" w:eastAsia="Times New Roman" w:cs="Times New Roman"/>
           <w:sz w:val="21"/>
         </w:rPr>
-        <w:t>for a conservative force, so</w:t>
+        <w:t xml:space="preserve">for a conservative force, so</w:t>
       </w:r>
       <w:r>
         <w:rPr>
@@ -1222,7 +1222,7 @@
           <w:rFonts w:ascii="Times New Roman" w:hAnsi="Times New Roman" w:eastAsia="Times New Roman" w:cs="Times New Roman"/>
           <w:sz w:val="21"/>
         </w:rPr>
-        <w:t>so</w:t>
+        <w:t xml:space="preserve">so</w:t>
       </w:r>
       <w:r>
         <w:rPr>
@@ -1561,7 +1561,7 @@
           <w:rFonts w:ascii="Times New Roman" w:hAnsi="Times New Roman" w:eastAsia="Times New Roman" w:cs="Times New Roman"/>
           <w:sz w:val="21"/>
         </w:rPr>
-        <w:t>times more energy</w:t>
+        <w:t xml:space="preserve">times more energy</w:t>
       </w:r>
       <w:r>
         <w:rPr>
@@ -1674,7 +1674,7 @@
           <w:rFonts w:ascii="Times New Roman" w:hAnsi="Times New Roman" w:eastAsia="Times New Roman" w:cs="Times New Roman"/>
           <w:sz w:val="21"/>
         </w:rPr>
-        <w:t>for a conservative force, so</w:t>
+        <w:t xml:space="preserve">for a conservative force, so</w:t>
       </w:r>
       <w:r>
         <w:rPr>
@@ -2788,7 +2788,7 @@
           <w:rFonts w:ascii="Times New Roman" w:hAnsi="Times New Roman" w:eastAsia="Times New Roman" w:cs="Times New Roman"/>
           <w:sz w:val="21"/>
         </w:rPr>
-        <w:t>to</w:t>
+        <w:t xml:space="preserve">to</w:t>
       </w:r>
       <w:r>
         <w:rPr>
@@ -2829,7 +2829,7 @@
           <w:rFonts w:ascii="Times New Roman" w:hAnsi="Times New Roman" w:eastAsia="Times New Roman" w:cs="Times New Roman"/>
           <w:sz w:val="21"/>
         </w:rPr>
-        <w:t>the gun supplies</w:t>
+        <w:t xml:space="preserve">the gun supplies</w:t>
       </w:r>
       <w:r>
         <w:rPr>
@@ -2873,7 +2873,7 @@
           <w:rFonts w:ascii="Times New Roman" w:hAnsi="Times New Roman" w:eastAsia="Times New Roman" w:cs="Times New Roman"/>
           <w:sz w:val="21"/>
         </w:rPr>
-        <w:t>, its</w:t>
+        <w:t xml:space="preserve">, its</w:t>
       </w:r>
       <w:r>
         <w:rPr>
@@ -2923,7 +2923,7 @@
           <w:rFonts w:ascii="Times New Roman" w:hAnsi="Times New Roman" w:eastAsia="Times New Roman" w:cs="Times New Roman"/>
           <w:sz w:val="21"/>
         </w:rPr>
-        <w:t>.</w:t>
+        <w:t xml:space="preserve">.</w:t>
       </w:r>
     </w:p>
     <w:p>
